--- a/applications_generated/bytedance_software_development_engineeraillm_networkglo/ATS_RESUME.docx
+++ b/applications_generated/bytedance_software_development_engineeraillm_networkglo/ATS_RESUME.docx
@@ -594,31 +594,31 @@
       </w:rPr>
     </w:lvl>
   </w:abstractNum>
-  <w:num w:numId="1" w16cid:durableId="924000610">
+  <w:num w:numId="1" w16cid:durableId="2036618431">
     <w:abstractNumId w:val="8"/>
   </w:num>
-  <w:num w:numId="2" w16cid:durableId="760417284">
+  <w:num w:numId="2" w16cid:durableId="891886276">
     <w:abstractNumId w:val="6"/>
   </w:num>
-  <w:num w:numId="3" w16cid:durableId="541212389">
+  <w:num w:numId="3" w16cid:durableId="1207371097">
     <w:abstractNumId w:val="5"/>
   </w:num>
-  <w:num w:numId="4" w16cid:durableId="292059913">
+  <w:num w:numId="4" w16cid:durableId="1152138981">
     <w:abstractNumId w:val="4"/>
   </w:num>
-  <w:num w:numId="5" w16cid:durableId="470055382">
+  <w:num w:numId="5" w16cid:durableId="730688524">
     <w:abstractNumId w:val="7"/>
   </w:num>
-  <w:num w:numId="6" w16cid:durableId="977683769">
+  <w:num w:numId="6" w16cid:durableId="28381852">
     <w:abstractNumId w:val="3"/>
   </w:num>
-  <w:num w:numId="7" w16cid:durableId="656498971">
+  <w:num w:numId="7" w16cid:durableId="727000454">
     <w:abstractNumId w:val="2"/>
   </w:num>
-  <w:num w:numId="8" w16cid:durableId="303202255">
+  <w:num w:numId="8" w16cid:durableId="1751927447">
     <w:abstractNumId w:val="1"/>
   </w:num>
-  <w:num w:numId="9" w16cid:durableId="1213806372">
+  <w:num w:numId="9" w16cid:durableId="1131746310">
     <w:abstractNumId w:val="0"/>
   </w:num>
 </w:numbering>

--- a/applications_generated/bytedance_software_development_engineeraillm_networkglo/ATS_RESUME.docx
+++ b/applications_generated/bytedance_software_development_engineeraillm_networkglo/ATS_RESUME.docx
@@ -594,31 +594,31 @@
       </w:rPr>
     </w:lvl>
   </w:abstractNum>
-  <w:num w:numId="1" w16cid:durableId="2036618431">
+  <w:num w:numId="1" w16cid:durableId="812673042">
     <w:abstractNumId w:val="8"/>
   </w:num>
-  <w:num w:numId="2" w16cid:durableId="891886276">
+  <w:num w:numId="2" w16cid:durableId="1303345571">
     <w:abstractNumId w:val="6"/>
   </w:num>
-  <w:num w:numId="3" w16cid:durableId="1207371097">
+  <w:num w:numId="3" w16cid:durableId="1282684098">
     <w:abstractNumId w:val="5"/>
   </w:num>
-  <w:num w:numId="4" w16cid:durableId="1152138981">
+  <w:num w:numId="4" w16cid:durableId="2019234530">
     <w:abstractNumId w:val="4"/>
   </w:num>
-  <w:num w:numId="5" w16cid:durableId="730688524">
+  <w:num w:numId="5" w16cid:durableId="1884712927">
     <w:abstractNumId w:val="7"/>
   </w:num>
-  <w:num w:numId="6" w16cid:durableId="28381852">
+  <w:num w:numId="6" w16cid:durableId="738401277">
     <w:abstractNumId w:val="3"/>
   </w:num>
-  <w:num w:numId="7" w16cid:durableId="727000454">
+  <w:num w:numId="7" w16cid:durableId="329481836">
     <w:abstractNumId w:val="2"/>
   </w:num>
-  <w:num w:numId="8" w16cid:durableId="1751927447">
+  <w:num w:numId="8" w16cid:durableId="621806352">
     <w:abstractNumId w:val="1"/>
   </w:num>
-  <w:num w:numId="9" w16cid:durableId="1131746310">
+  <w:num w:numId="9" w16cid:durableId="306278307">
     <w:abstractNumId w:val="0"/>
   </w:num>
 </w:numbering>
